--- a/SSU dokumenti/SSU Elektronski Dnevnik 13 - Transfer učenika.docx
+++ b/SSU dokumenti/SSU Elektronski Dnevnik 13 - Transfer učenika.docx
@@ -1,6 +1,6 @@
 
 <file path=word/document.xml><?xml version="1.0" encoding="utf-8"?>
-<w:document xmlns:wpc="http://schemas.microsoft.com/office/word/2010/wordprocessingCanvas" xmlns:mc="http://schemas.openxmlformats.org/markup-compatibility/2006" xmlns:o="urn:schemas-microsoft-com:office:office" xmlns:r="http://schemas.openxmlformats.org/officeDocument/2006/relationships" xmlns:m="http://schemas.openxmlformats.org/officeDocument/2006/math" xmlns:v="urn:schemas-microsoft-com:vml" xmlns:wp14="http://schemas.microsoft.com/office/word/2010/wordprocessingDrawing" xmlns:wp="http://schemas.openxmlformats.org/drawingml/2006/wordprocessingDrawing" xmlns:w10="urn:schemas-microsoft-com:office:word" xmlns:w="http://schemas.openxmlformats.org/wordprocessingml/2006/main" xmlns:w14="http://schemas.microsoft.com/office/word/2010/wordml" xmlns:w15="http://schemas.microsoft.com/office/word/2012/wordml" xmlns:wpg="http://schemas.microsoft.com/office/word/2010/wordprocessingGroup" xmlns:wpi="http://schemas.microsoft.com/office/word/2010/wordprocessingInk" xmlns:wne="http://schemas.microsoft.com/office/word/2006/wordml" xmlns:wps="http://schemas.microsoft.com/office/word/2010/wordprocessingShape" mc:Ignorable="w14 w15 wp14">
+<w:document xmlns:wpc="http://schemas.microsoft.com/office/word/2010/wordprocessingCanvas" xmlns:cx="http://schemas.microsoft.com/office/drawing/2014/chartex" xmlns:cx1="http://schemas.microsoft.com/office/drawing/2015/9/8/chartex" xmlns:cx2="http://schemas.microsoft.com/office/drawing/2015/10/21/chartex" xmlns:cx3="http://schemas.microsoft.com/office/drawing/2016/5/9/chartex" xmlns:cx4="http://schemas.microsoft.com/office/drawing/2016/5/10/chartex" xmlns:cx5="http://schemas.microsoft.com/office/drawing/2016/5/11/chartex" xmlns:cx6="http://schemas.microsoft.com/office/drawing/2016/5/12/chartex" xmlns:cx7="http://schemas.microsoft.com/office/drawing/2016/5/13/chartex" xmlns:cx8="http://schemas.microsoft.com/office/drawing/2016/5/14/chartex" xmlns:mc="http://schemas.openxmlformats.org/markup-compatibility/2006" xmlns:aink="http://schemas.microsoft.com/office/drawing/2016/ink" xmlns:am3d="http://schemas.microsoft.com/office/drawing/2017/model3d" xmlns:o="urn:schemas-microsoft-com:office:office" xmlns:oel="http://schemas.microsoft.com/office/2019/extlst" xmlns:r="http://schemas.openxmlformats.org/officeDocument/2006/relationships" xmlns:m="http://schemas.openxmlformats.org/officeDocument/2006/math" xmlns:v="urn:schemas-microsoft-com:vml" xmlns:wp14="http://schemas.microsoft.com/office/word/2010/wordprocessingDrawing" xmlns:wp="http://schemas.openxmlformats.org/drawingml/2006/wordprocessingDrawing" xmlns:w10="urn:schemas-microsoft-com:office:word" xmlns:w="http://schemas.openxmlformats.org/wordprocessingml/2006/main" xmlns:w14="http://schemas.microsoft.com/office/word/2010/wordml" xmlns:w15="http://schemas.microsoft.com/office/word/2012/wordml" xmlns:w16cex="http://schemas.microsoft.com/office/word/2018/wordml/cex" xmlns:w16cid="http://schemas.microsoft.com/office/word/2016/wordml/cid" xmlns:w16="http://schemas.microsoft.com/office/word/2018/wordml" xmlns:w16du="http://schemas.microsoft.com/office/word/2023/wordml/word16du" xmlns:w16sdtdh="http://schemas.microsoft.com/office/word/2020/wordml/sdtdatahash" xmlns:w16sdtfl="http://schemas.microsoft.com/office/word/2024/wordml/sdtformatlock" xmlns:w16se="http://schemas.microsoft.com/office/word/2015/wordml/symex" xmlns:wpg="http://schemas.microsoft.com/office/word/2010/wordprocessingGroup" xmlns:wpi="http://schemas.microsoft.com/office/word/2010/wordprocessingInk" xmlns:wne="http://schemas.microsoft.com/office/word/2006/wordml" xmlns:wps="http://schemas.microsoft.com/office/word/2010/wordprocessingShape" mc:Ignorable="w14 w15 w16se w16cid w16 w16cex w16sdtdh w16sdtfl w16du wp14">
   <w:body>
     <w:p>
       <w:pPr>
@@ -2131,8 +2131,6 @@
         </w:rPr>
         <w:t>Direktor bira učenika.</w:t>
       </w:r>
-      <w:bookmarkStart w:id="9" w:name="_GoBack"/>
-      <w:bookmarkEnd w:id="9"/>
     </w:p>
     <w:p>
       <w:pPr>
@@ -2231,7 +2229,7 @@
           <w:lang w:val="sr-Latn-RS"/>
         </w:rPr>
       </w:pPr>
-      <w:bookmarkStart w:id="10" w:name="_Toc227151892"/>
+      <w:bookmarkStart w:id="9" w:name="_Toc227151892"/>
       <w:r>
         <w:rPr>
           <w:lang w:val="sr-Latn-RS"/>
@@ -2250,7 +2248,7 @@
         </w:rPr>
         <w:t>Proširenja</w:t>
       </w:r>
-      <w:bookmarkEnd w:id="10"/>
+      <w:bookmarkEnd w:id="9"/>
     </w:p>
     <w:p>
       <w:pPr>
@@ -2264,7 +2262,13 @@
         <w:rPr>
           <w:lang w:val="sr-Latn-RS"/>
         </w:rPr>
-        <w:t>1a.</w:t>
+        <w:t>2</w:t>
+      </w:r>
+      <w:r>
+        <w:rPr>
+          <w:lang w:val="sr-Latn-RS"/>
+        </w:rPr>
+        <w:t>a.</w:t>
       </w:r>
       <w:r>
         <w:rPr>
@@ -2379,7 +2383,13 @@
         <w:rPr>
           <w:lang w:val="sr-Latn-RS"/>
         </w:rPr>
-        <w:t>1a3.</w:t>
+        <w:t>.3</w:t>
+      </w:r>
+      <w:r>
+        <w:rPr>
+          <w:lang w:val="sr-Latn-RS"/>
+        </w:rPr>
+        <w:t>a.</w:t>
       </w:r>
       <w:r>
         <w:rPr>
@@ -2563,7 +2573,7 @@
           <w:lang w:val="sr-Latn-RS"/>
         </w:rPr>
       </w:pPr>
-      <w:bookmarkStart w:id="11" w:name="_Toc227151893"/>
+      <w:bookmarkStart w:id="10" w:name="_Toc227151893"/>
       <w:r>
         <w:rPr>
           <w:lang w:val="sr-Latn-RS"/>
@@ -2577,7 +2587,7 @@
         <w:tab/>
         <w:t>Posebni zahtevi</w:t>
       </w:r>
-      <w:bookmarkEnd w:id="11"/>
+      <w:bookmarkEnd w:id="10"/>
     </w:p>
     <w:p>
       <w:pPr>
@@ -2600,7 +2610,7 @@
           <w:lang w:val="sr-Latn-RS"/>
         </w:rPr>
       </w:pPr>
-      <w:bookmarkStart w:id="12" w:name="_Toc227151894"/>
+      <w:bookmarkStart w:id="11" w:name="_Toc227151894"/>
       <w:r>
         <w:rPr>
           <w:lang w:val="sr-Latn-RS"/>
@@ -2614,7 +2624,7 @@
         <w:tab/>
         <w:t xml:space="preserve"> Preduslovi</w:t>
       </w:r>
-      <w:bookmarkEnd w:id="12"/>
+      <w:bookmarkEnd w:id="11"/>
     </w:p>
     <w:p>
       <w:pPr>
@@ -2643,7 +2653,7 @@
           <w:lang w:val="sr-Latn-RS"/>
         </w:rPr>
       </w:pPr>
-      <w:bookmarkStart w:id="13" w:name="_Toc227151895"/>
+      <w:bookmarkStart w:id="12" w:name="_Toc227151895"/>
       <w:r>
         <w:rPr>
           <w:lang w:val="sr-Latn-RS"/>
@@ -2657,7 +2667,7 @@
         <w:tab/>
         <w:t>Posledice</w:t>
       </w:r>
-      <w:bookmarkEnd w:id="13"/>
+      <w:bookmarkEnd w:id="12"/>
     </w:p>
     <w:p>
       <w:pPr>
@@ -2698,7 +2708,7 @@
 </file>
 
 <file path=word/endnotes.xml><?xml version="1.0" encoding="utf-8"?>
-<w:endnotes xmlns:wpc="http://schemas.microsoft.com/office/word/2010/wordprocessingCanvas" xmlns:mc="http://schemas.openxmlformats.org/markup-compatibility/2006" xmlns:o="urn:schemas-microsoft-com:office:office" xmlns:r="http://schemas.openxmlformats.org/officeDocument/2006/relationships" xmlns:m="http://schemas.openxmlformats.org/officeDocument/2006/math" xmlns:v="urn:schemas-microsoft-com:vml" xmlns:wp14="http://schemas.microsoft.com/office/word/2010/wordprocessingDrawing" xmlns:wp="http://schemas.openxmlformats.org/drawingml/2006/wordprocessingDrawing" xmlns:w10="urn:schemas-microsoft-com:office:word" xmlns:w="http://schemas.openxmlformats.org/wordprocessingml/2006/main" xmlns:w14="http://schemas.microsoft.com/office/word/2010/wordml" xmlns:w15="http://schemas.microsoft.com/office/word/2012/wordml" xmlns:wpg="http://schemas.microsoft.com/office/word/2010/wordprocessingGroup" xmlns:wpi="http://schemas.microsoft.com/office/word/2010/wordprocessingInk" xmlns:wne="http://schemas.microsoft.com/office/word/2006/wordml" xmlns:wps="http://schemas.microsoft.com/office/word/2010/wordprocessingShape" mc:Ignorable="w14 w15 wp14">
+<w:endnotes xmlns:wpc="http://schemas.microsoft.com/office/word/2010/wordprocessingCanvas" xmlns:cx="http://schemas.microsoft.com/office/drawing/2014/chartex" xmlns:cx1="http://schemas.microsoft.com/office/drawing/2015/9/8/chartex" xmlns:cx2="http://schemas.microsoft.com/office/drawing/2015/10/21/chartex" xmlns:cx3="http://schemas.microsoft.com/office/drawing/2016/5/9/chartex" xmlns:cx4="http://schemas.microsoft.com/office/drawing/2016/5/10/chartex" xmlns:cx5="http://schemas.microsoft.com/office/drawing/2016/5/11/chartex" xmlns:cx6="http://schemas.microsoft.com/office/drawing/2016/5/12/chartex" xmlns:cx7="http://schemas.microsoft.com/office/drawing/2016/5/13/chartex" xmlns:cx8="http://schemas.microsoft.com/office/drawing/2016/5/14/chartex" xmlns:mc="http://schemas.openxmlformats.org/markup-compatibility/2006" xmlns:aink="http://schemas.microsoft.com/office/drawing/2016/ink" xmlns:am3d="http://schemas.microsoft.com/office/drawing/2017/model3d" xmlns:o="urn:schemas-microsoft-com:office:office" xmlns:oel="http://schemas.microsoft.com/office/2019/extlst" xmlns:r="http://schemas.openxmlformats.org/officeDocument/2006/relationships" xmlns:m="http://schemas.openxmlformats.org/officeDocument/2006/math" xmlns:v="urn:schemas-microsoft-com:vml" xmlns:wp14="http://schemas.microsoft.com/office/word/2010/wordprocessingDrawing" xmlns:wp="http://schemas.openxmlformats.org/drawingml/2006/wordprocessingDrawing" xmlns:w10="urn:schemas-microsoft-com:office:word" xmlns:w="http://schemas.openxmlformats.org/wordprocessingml/2006/main" xmlns:w14="http://schemas.microsoft.com/office/word/2010/wordml" xmlns:w15="http://schemas.microsoft.com/office/word/2012/wordml" xmlns:w16cex="http://schemas.microsoft.com/office/word/2018/wordml/cex" xmlns:w16cid="http://schemas.microsoft.com/office/word/2016/wordml/cid" xmlns:w16="http://schemas.microsoft.com/office/word/2018/wordml" xmlns:w16du="http://schemas.microsoft.com/office/word/2023/wordml/word16du" xmlns:w16sdtdh="http://schemas.microsoft.com/office/word/2020/wordml/sdtdatahash" xmlns:w16sdtfl="http://schemas.microsoft.com/office/word/2024/wordml/sdtformatlock" xmlns:w16se="http://schemas.microsoft.com/office/word/2015/wordml/symex" xmlns:wpg="http://schemas.microsoft.com/office/word/2010/wordprocessingGroup" xmlns:wpi="http://schemas.microsoft.com/office/word/2010/wordprocessingInk" xmlns:wne="http://schemas.microsoft.com/office/word/2006/wordml" xmlns:wps="http://schemas.microsoft.com/office/word/2010/wordprocessingShape" mc:Ignorable="w14 w15 w16se w16cid w16 w16cex w16sdtdh w16sdtfl w16du wp14">
   <w:endnote w:type="separator" w:id="-1">
     <w:p>
       <w:pPr>
@@ -2723,7 +2733,7 @@
 </file>
 
 <file path=word/footer1.xml><?xml version="1.0" encoding="utf-8"?>
-<w:ftr xmlns:wpc="http://schemas.microsoft.com/office/word/2010/wordprocessingCanvas" xmlns:mc="http://schemas.openxmlformats.org/markup-compatibility/2006" xmlns:o="urn:schemas-microsoft-com:office:office" xmlns:r="http://schemas.openxmlformats.org/officeDocument/2006/relationships" xmlns:m="http://schemas.openxmlformats.org/officeDocument/2006/math" xmlns:v="urn:schemas-microsoft-com:vml" xmlns:wp14="http://schemas.microsoft.com/office/word/2010/wordprocessingDrawing" xmlns:wp="http://schemas.openxmlformats.org/drawingml/2006/wordprocessingDrawing" xmlns:w10="urn:schemas-microsoft-com:office:word" xmlns:w="http://schemas.openxmlformats.org/wordprocessingml/2006/main" xmlns:w14="http://schemas.microsoft.com/office/word/2010/wordml" xmlns:w15="http://schemas.microsoft.com/office/word/2012/wordml" xmlns:wpg="http://schemas.microsoft.com/office/word/2010/wordprocessingGroup" xmlns:wpi="http://schemas.microsoft.com/office/word/2010/wordprocessingInk" xmlns:wne="http://schemas.microsoft.com/office/word/2006/wordml" xmlns:wps="http://schemas.microsoft.com/office/word/2010/wordprocessingShape" mc:Ignorable="w14 w15 wp14">
+<w:ftr xmlns:wpc="http://schemas.microsoft.com/office/word/2010/wordprocessingCanvas" xmlns:cx="http://schemas.microsoft.com/office/drawing/2014/chartex" xmlns:cx1="http://schemas.microsoft.com/office/drawing/2015/9/8/chartex" xmlns:cx2="http://schemas.microsoft.com/office/drawing/2015/10/21/chartex" xmlns:cx3="http://schemas.microsoft.com/office/drawing/2016/5/9/chartex" xmlns:cx4="http://schemas.microsoft.com/office/drawing/2016/5/10/chartex" xmlns:cx5="http://schemas.microsoft.com/office/drawing/2016/5/11/chartex" xmlns:cx6="http://schemas.microsoft.com/office/drawing/2016/5/12/chartex" xmlns:cx7="http://schemas.microsoft.com/office/drawing/2016/5/13/chartex" xmlns:cx8="http://schemas.microsoft.com/office/drawing/2016/5/14/chartex" xmlns:mc="http://schemas.openxmlformats.org/markup-compatibility/2006" xmlns:aink="http://schemas.microsoft.com/office/drawing/2016/ink" xmlns:am3d="http://schemas.microsoft.com/office/drawing/2017/model3d" xmlns:o="urn:schemas-microsoft-com:office:office" xmlns:oel="http://schemas.microsoft.com/office/2019/extlst" xmlns:r="http://schemas.openxmlformats.org/officeDocument/2006/relationships" xmlns:m="http://schemas.openxmlformats.org/officeDocument/2006/math" xmlns:v="urn:schemas-microsoft-com:vml" xmlns:wp14="http://schemas.microsoft.com/office/word/2010/wordprocessingDrawing" xmlns:wp="http://schemas.openxmlformats.org/drawingml/2006/wordprocessingDrawing" xmlns:w10="urn:schemas-microsoft-com:office:word" xmlns:w="http://schemas.openxmlformats.org/wordprocessingml/2006/main" xmlns:w14="http://schemas.microsoft.com/office/word/2010/wordml" xmlns:w15="http://schemas.microsoft.com/office/word/2012/wordml" xmlns:w16cex="http://schemas.microsoft.com/office/word/2018/wordml/cex" xmlns:w16cid="http://schemas.microsoft.com/office/word/2016/wordml/cid" xmlns:w16="http://schemas.microsoft.com/office/word/2018/wordml" xmlns:w16du="http://schemas.microsoft.com/office/word/2023/wordml/word16du" xmlns:w16sdtdh="http://schemas.microsoft.com/office/word/2020/wordml/sdtdatahash" xmlns:w16sdtfl="http://schemas.microsoft.com/office/word/2024/wordml/sdtformatlock" xmlns:w16se="http://schemas.microsoft.com/office/word/2015/wordml/symex" xmlns:wpg="http://schemas.microsoft.com/office/word/2010/wordprocessingGroup" xmlns:wpi="http://schemas.microsoft.com/office/word/2010/wordprocessingInk" xmlns:wne="http://schemas.microsoft.com/office/word/2006/wordml" xmlns:wps="http://schemas.microsoft.com/office/word/2010/wordprocessingShape" mc:Ignorable="w14 w15 w16se w16cid w16 w16cex w16sdtdh w16sdtfl w16du wp14">
   <w:sdt>
     <w:sdtPr>
       <w:id w:val="909973251"/>
@@ -2732,7 +2742,6 @@
         <w:docPartUnique/>
       </w:docPartObj>
     </w:sdtPr>
-    <w:sdtEndPr/>
     <w:sdtContent>
       <w:p>
         <w:pPr>
@@ -2780,7 +2789,7 @@
 </file>
 
 <file path=word/footnotes.xml><?xml version="1.0" encoding="utf-8"?>
-<w:footnotes xmlns:wpc="http://schemas.microsoft.com/office/word/2010/wordprocessingCanvas" xmlns:mc="http://schemas.openxmlformats.org/markup-compatibility/2006" xmlns:o="urn:schemas-microsoft-com:office:office" xmlns:r="http://schemas.openxmlformats.org/officeDocument/2006/relationships" xmlns:m="http://schemas.openxmlformats.org/officeDocument/2006/math" xmlns:v="urn:schemas-microsoft-com:vml" xmlns:wp14="http://schemas.microsoft.com/office/word/2010/wordprocessingDrawing" xmlns:wp="http://schemas.openxmlformats.org/drawingml/2006/wordprocessingDrawing" xmlns:w10="urn:schemas-microsoft-com:office:word" xmlns:w="http://schemas.openxmlformats.org/wordprocessingml/2006/main" xmlns:w14="http://schemas.microsoft.com/office/word/2010/wordml" xmlns:w15="http://schemas.microsoft.com/office/word/2012/wordml" xmlns:wpg="http://schemas.microsoft.com/office/word/2010/wordprocessingGroup" xmlns:wpi="http://schemas.microsoft.com/office/word/2010/wordprocessingInk" xmlns:wne="http://schemas.microsoft.com/office/word/2006/wordml" xmlns:wps="http://schemas.microsoft.com/office/word/2010/wordprocessingShape" mc:Ignorable="w14 w15 wp14">
+<w:footnotes xmlns:wpc="http://schemas.microsoft.com/office/word/2010/wordprocessingCanvas" xmlns:cx="http://schemas.microsoft.com/office/drawing/2014/chartex" xmlns:cx1="http://schemas.microsoft.com/office/drawing/2015/9/8/chartex" xmlns:cx2="http://schemas.microsoft.com/office/drawing/2015/10/21/chartex" xmlns:cx3="http://schemas.microsoft.com/office/drawing/2016/5/9/chartex" xmlns:cx4="http://schemas.microsoft.com/office/drawing/2016/5/10/chartex" xmlns:cx5="http://schemas.microsoft.com/office/drawing/2016/5/11/chartex" xmlns:cx6="http://schemas.microsoft.com/office/drawing/2016/5/12/chartex" xmlns:cx7="http://schemas.microsoft.com/office/drawing/2016/5/13/chartex" xmlns:cx8="http://schemas.microsoft.com/office/drawing/2016/5/14/chartex" xmlns:mc="http://schemas.openxmlformats.org/markup-compatibility/2006" xmlns:aink="http://schemas.microsoft.com/office/drawing/2016/ink" xmlns:am3d="http://schemas.microsoft.com/office/drawing/2017/model3d" xmlns:o="urn:schemas-microsoft-com:office:office" xmlns:oel="http://schemas.microsoft.com/office/2019/extlst" xmlns:r="http://schemas.openxmlformats.org/officeDocument/2006/relationships" xmlns:m="http://schemas.openxmlformats.org/officeDocument/2006/math" xmlns:v="urn:schemas-microsoft-com:vml" xmlns:wp14="http://schemas.microsoft.com/office/word/2010/wordprocessingDrawing" xmlns:wp="http://schemas.openxmlformats.org/drawingml/2006/wordprocessingDrawing" xmlns:w10="urn:schemas-microsoft-com:office:word" xmlns:w="http://schemas.openxmlformats.org/wordprocessingml/2006/main" xmlns:w14="http://schemas.microsoft.com/office/word/2010/wordml" xmlns:w15="http://schemas.microsoft.com/office/word/2012/wordml" xmlns:w16cex="http://schemas.microsoft.com/office/word/2018/wordml/cex" xmlns:w16cid="http://schemas.microsoft.com/office/word/2016/wordml/cid" xmlns:w16="http://schemas.microsoft.com/office/word/2018/wordml" xmlns:w16du="http://schemas.microsoft.com/office/word/2023/wordml/word16du" xmlns:w16sdtdh="http://schemas.microsoft.com/office/word/2020/wordml/sdtdatahash" xmlns:w16sdtfl="http://schemas.microsoft.com/office/word/2024/wordml/sdtformatlock" xmlns:w16se="http://schemas.microsoft.com/office/word/2015/wordml/symex" xmlns:wpg="http://schemas.microsoft.com/office/word/2010/wordprocessingGroup" xmlns:wpi="http://schemas.microsoft.com/office/word/2010/wordprocessingInk" xmlns:wne="http://schemas.microsoft.com/office/word/2006/wordml" xmlns:wps="http://schemas.microsoft.com/office/word/2010/wordprocessingShape" mc:Ignorable="w14 w15 w16se w16cid w16 w16cex w16sdtdh w16sdtfl w16du wp14">
   <w:footnote w:type="separator" w:id="-1">
     <w:p>
       <w:pPr>
@@ -2805,7 +2814,7 @@
 </file>
 
 <file path=word/header1.xml><?xml version="1.0" encoding="utf-8"?>
-<w:hdr xmlns:wpc="http://schemas.microsoft.com/office/word/2010/wordprocessingCanvas" xmlns:mc="http://schemas.openxmlformats.org/markup-compatibility/2006" xmlns:o="urn:schemas-microsoft-com:office:office" xmlns:r="http://schemas.openxmlformats.org/officeDocument/2006/relationships" xmlns:m="http://schemas.openxmlformats.org/officeDocument/2006/math" xmlns:v="urn:schemas-microsoft-com:vml" xmlns:wp14="http://schemas.microsoft.com/office/word/2010/wordprocessingDrawing" xmlns:wp="http://schemas.openxmlformats.org/drawingml/2006/wordprocessingDrawing" xmlns:w10="urn:schemas-microsoft-com:office:word" xmlns:w="http://schemas.openxmlformats.org/wordprocessingml/2006/main" xmlns:w14="http://schemas.microsoft.com/office/word/2010/wordml" xmlns:w15="http://schemas.microsoft.com/office/word/2012/wordml" xmlns:wpg="http://schemas.microsoft.com/office/word/2010/wordprocessingGroup" xmlns:wpi="http://schemas.microsoft.com/office/word/2010/wordprocessingInk" xmlns:wne="http://schemas.microsoft.com/office/word/2006/wordml" xmlns:wps="http://schemas.microsoft.com/office/word/2010/wordprocessingShape" mc:Ignorable="w14 w15 wp14">
+<w:hdr xmlns:wpc="http://schemas.microsoft.com/office/word/2010/wordprocessingCanvas" xmlns:cx="http://schemas.microsoft.com/office/drawing/2014/chartex" xmlns:cx1="http://schemas.microsoft.com/office/drawing/2015/9/8/chartex" xmlns:cx2="http://schemas.microsoft.com/office/drawing/2015/10/21/chartex" xmlns:cx3="http://schemas.microsoft.com/office/drawing/2016/5/9/chartex" xmlns:cx4="http://schemas.microsoft.com/office/drawing/2016/5/10/chartex" xmlns:cx5="http://schemas.microsoft.com/office/drawing/2016/5/11/chartex" xmlns:cx6="http://schemas.microsoft.com/office/drawing/2016/5/12/chartex" xmlns:cx7="http://schemas.microsoft.com/office/drawing/2016/5/13/chartex" xmlns:cx8="http://schemas.microsoft.com/office/drawing/2016/5/14/chartex" xmlns:mc="http://schemas.openxmlformats.org/markup-compatibility/2006" xmlns:aink="http://schemas.microsoft.com/office/drawing/2016/ink" xmlns:am3d="http://schemas.microsoft.com/office/drawing/2017/model3d" xmlns:o="urn:schemas-microsoft-com:office:office" xmlns:oel="http://schemas.microsoft.com/office/2019/extlst" xmlns:r="http://schemas.openxmlformats.org/officeDocument/2006/relationships" xmlns:m="http://schemas.openxmlformats.org/officeDocument/2006/math" xmlns:v="urn:schemas-microsoft-com:vml" xmlns:wp14="http://schemas.microsoft.com/office/word/2010/wordprocessingDrawing" xmlns:wp="http://schemas.openxmlformats.org/drawingml/2006/wordprocessingDrawing" xmlns:w10="urn:schemas-microsoft-com:office:word" xmlns:w="http://schemas.openxmlformats.org/wordprocessingml/2006/main" xmlns:w14="http://schemas.microsoft.com/office/word/2010/wordml" xmlns:w15="http://schemas.microsoft.com/office/word/2012/wordml" xmlns:w16cex="http://schemas.microsoft.com/office/word/2018/wordml/cex" xmlns:w16cid="http://schemas.microsoft.com/office/word/2016/wordml/cid" xmlns:w16="http://schemas.microsoft.com/office/word/2018/wordml" xmlns:w16du="http://schemas.microsoft.com/office/word/2023/wordml/word16du" xmlns:w16sdtdh="http://schemas.microsoft.com/office/word/2020/wordml/sdtdatahash" xmlns:w16sdtfl="http://schemas.microsoft.com/office/word/2024/wordml/sdtformatlock" xmlns:w16se="http://schemas.microsoft.com/office/word/2015/wordml/symex" xmlns:wpg="http://schemas.microsoft.com/office/word/2010/wordprocessingGroup" xmlns:wpi="http://schemas.microsoft.com/office/word/2010/wordprocessingInk" xmlns:wne="http://schemas.microsoft.com/office/word/2006/wordml" xmlns:wps="http://schemas.microsoft.com/office/word/2010/wordprocessingShape" mc:Ignorable="w14 w15 w16se w16cid w16 w16cex w16sdtdh w16sdtfl w16du wp14">
   <w:p>
     <w:pPr>
       <w:pStyle w:val="Header"/>
@@ -2829,8 +2838,8 @@
 </file>
 
 <file path=word/numbering.xml><?xml version="1.0" encoding="utf-8"?>
-<w:numbering xmlns:wpc="http://schemas.microsoft.com/office/word/2010/wordprocessingCanvas" xmlns:mc="http://schemas.openxmlformats.org/markup-compatibility/2006" xmlns:o="urn:schemas-microsoft-com:office:office" xmlns:r="http://schemas.openxmlformats.org/officeDocument/2006/relationships" xmlns:m="http://schemas.openxmlformats.org/officeDocument/2006/math" xmlns:v="urn:schemas-microsoft-com:vml" xmlns:wp14="http://schemas.microsoft.com/office/word/2010/wordprocessingDrawing" xmlns:wp="http://schemas.openxmlformats.org/drawingml/2006/wordprocessingDrawing" xmlns:w10="urn:schemas-microsoft-com:office:word" xmlns:w="http://schemas.openxmlformats.org/wordprocessingml/2006/main" xmlns:w14="http://schemas.microsoft.com/office/word/2010/wordml" xmlns:w15="http://schemas.microsoft.com/office/word/2012/wordml" xmlns:wpg="http://schemas.microsoft.com/office/word/2010/wordprocessingGroup" xmlns:wpi="http://schemas.microsoft.com/office/word/2010/wordprocessingInk" xmlns:wne="http://schemas.microsoft.com/office/word/2006/wordml" xmlns:wps="http://schemas.microsoft.com/office/word/2010/wordprocessingShape" mc:Ignorable="w14 w15 wp14">
-  <w:abstractNum w:abstractNumId="0">
+<w:numbering xmlns:wpc="http://schemas.microsoft.com/office/word/2010/wordprocessingCanvas" xmlns:cx="http://schemas.microsoft.com/office/drawing/2014/chartex" xmlns:cx1="http://schemas.microsoft.com/office/drawing/2015/9/8/chartex" xmlns:cx2="http://schemas.microsoft.com/office/drawing/2015/10/21/chartex" xmlns:cx3="http://schemas.microsoft.com/office/drawing/2016/5/9/chartex" xmlns:cx4="http://schemas.microsoft.com/office/drawing/2016/5/10/chartex" xmlns:cx5="http://schemas.microsoft.com/office/drawing/2016/5/11/chartex" xmlns:cx6="http://schemas.microsoft.com/office/drawing/2016/5/12/chartex" xmlns:cx7="http://schemas.microsoft.com/office/drawing/2016/5/13/chartex" xmlns:cx8="http://schemas.microsoft.com/office/drawing/2016/5/14/chartex" xmlns:mc="http://schemas.openxmlformats.org/markup-compatibility/2006" xmlns:aink="http://schemas.microsoft.com/office/drawing/2016/ink" xmlns:am3d="http://schemas.microsoft.com/office/drawing/2017/model3d" xmlns:o="urn:schemas-microsoft-com:office:office" xmlns:oel="http://schemas.microsoft.com/office/2019/extlst" xmlns:r="http://schemas.openxmlformats.org/officeDocument/2006/relationships" xmlns:m="http://schemas.openxmlformats.org/officeDocument/2006/math" xmlns:v="urn:schemas-microsoft-com:vml" xmlns:wp14="http://schemas.microsoft.com/office/word/2010/wordprocessingDrawing" xmlns:wp="http://schemas.openxmlformats.org/drawingml/2006/wordprocessingDrawing" xmlns:w10="urn:schemas-microsoft-com:office:word" xmlns:w="http://schemas.openxmlformats.org/wordprocessingml/2006/main" xmlns:w14="http://schemas.microsoft.com/office/word/2010/wordml" xmlns:w15="http://schemas.microsoft.com/office/word/2012/wordml" xmlns:w16cex="http://schemas.microsoft.com/office/word/2018/wordml/cex" xmlns:w16cid="http://schemas.microsoft.com/office/word/2016/wordml/cid" xmlns:w16="http://schemas.microsoft.com/office/word/2018/wordml" xmlns:w16du="http://schemas.microsoft.com/office/word/2023/wordml/word16du" xmlns:w16sdtdh="http://schemas.microsoft.com/office/word/2020/wordml/sdtdatahash" xmlns:w16sdtfl="http://schemas.microsoft.com/office/word/2024/wordml/sdtformatlock" xmlns:w16se="http://schemas.microsoft.com/office/word/2015/wordml/symex" xmlns:wpg="http://schemas.microsoft.com/office/word/2010/wordprocessingGroup" xmlns:wpi="http://schemas.microsoft.com/office/word/2010/wordprocessingInk" xmlns:wne="http://schemas.microsoft.com/office/word/2006/wordml" xmlns:wps="http://schemas.microsoft.com/office/word/2010/wordprocessingShape" mc:Ignorable="w14 w15 w16se w16cid w16 w16cex w16sdtdh w16sdtfl w16du wp14">
+  <w:abstractNum w:abstractNumId="0" w15:restartNumberingAfterBreak="0">
     <w:nsid w:val="135D08DF"/>
     <w:multiLevelType w:val="hybridMultilevel"/>
     <w:tmpl w:val="1DCC5FE0"/>
@@ -2916,7 +2925,7 @@
       </w:pPr>
     </w:lvl>
   </w:abstractNum>
-  <w:abstractNum w:abstractNumId="1">
+  <w:abstractNum w:abstractNumId="1" w15:restartNumberingAfterBreak="0">
     <w:nsid w:val="362A30BB"/>
     <w:multiLevelType w:val="hybridMultilevel"/>
     <w:tmpl w:val="6CCC4F5C"/>
@@ -3005,7 +3014,7 @@
       </w:pPr>
     </w:lvl>
   </w:abstractNum>
-  <w:abstractNum w:abstractNumId="2">
+  <w:abstractNum w:abstractNumId="2" w15:restartNumberingAfterBreak="0">
     <w:nsid w:val="5C771222"/>
     <w:multiLevelType w:val="multilevel"/>
     <w:tmpl w:val="0409001D"/>
@@ -3091,7 +3100,7 @@
       </w:pPr>
     </w:lvl>
   </w:abstractNum>
-  <w:abstractNum w:abstractNumId="3">
+  <w:abstractNum w:abstractNumId="3" w15:restartNumberingAfterBreak="0">
     <w:nsid w:val="6AB8605F"/>
     <w:multiLevelType w:val="hybridMultilevel"/>
     <w:tmpl w:val="E13691A4"/>
@@ -3180,7 +3189,7 @@
       </w:pPr>
     </w:lvl>
   </w:abstractNum>
-  <w:abstractNum w:abstractNumId="4">
+  <w:abstractNum w:abstractNumId="4" w15:restartNumberingAfterBreak="0">
     <w:nsid w:val="6FF67CD6"/>
     <w:multiLevelType w:val="hybridMultilevel"/>
     <w:tmpl w:val="06264BF2"/>
@@ -3269,26 +3278,26 @@
       </w:pPr>
     </w:lvl>
   </w:abstractNum>
-  <w:num w:numId="1">
+  <w:num w:numId="1" w16cid:durableId="310643978">
     <w:abstractNumId w:val="0"/>
   </w:num>
-  <w:num w:numId="2">
+  <w:num w:numId="2" w16cid:durableId="1232153306">
     <w:abstractNumId w:val="1"/>
   </w:num>
-  <w:num w:numId="3">
+  <w:num w:numId="3" w16cid:durableId="750616315">
     <w:abstractNumId w:val="4"/>
   </w:num>
-  <w:num w:numId="4">
+  <w:num w:numId="4" w16cid:durableId="1269852504">
     <w:abstractNumId w:val="3"/>
   </w:num>
-  <w:num w:numId="5">
+  <w:num w:numId="5" w16cid:durableId="21446944">
     <w:abstractNumId w:val="2"/>
   </w:num>
 </w:numbering>
 </file>
 
 <file path=word/styles.xml><?xml version="1.0" encoding="utf-8"?>
-<w:styles xmlns:mc="http://schemas.openxmlformats.org/markup-compatibility/2006" xmlns:r="http://schemas.openxmlformats.org/officeDocument/2006/relationships" xmlns:w="http://schemas.openxmlformats.org/wordprocessingml/2006/main" xmlns:w14="http://schemas.microsoft.com/office/word/2010/wordml" xmlns:w15="http://schemas.microsoft.com/office/word/2012/wordml" mc:Ignorable="w14 w15">
+<w:styles xmlns:mc="http://schemas.openxmlformats.org/markup-compatibility/2006" xmlns:r="http://schemas.openxmlformats.org/officeDocument/2006/relationships" xmlns:w="http://schemas.openxmlformats.org/wordprocessingml/2006/main" xmlns:w14="http://schemas.microsoft.com/office/word/2010/wordml" xmlns:w15="http://schemas.microsoft.com/office/word/2012/wordml" xmlns:w16cex="http://schemas.microsoft.com/office/word/2018/wordml/cex" xmlns:w16cid="http://schemas.microsoft.com/office/word/2016/wordml/cid" xmlns:w16="http://schemas.microsoft.com/office/word/2018/wordml" xmlns:w16du="http://schemas.microsoft.com/office/word/2023/wordml/word16du" xmlns:w16sdtdh="http://schemas.microsoft.com/office/word/2020/wordml/sdtdatahash" xmlns:w16sdtfl="http://schemas.microsoft.com/office/word/2024/wordml/sdtformatlock" xmlns:w16se="http://schemas.microsoft.com/office/word/2015/wordml/symex" mc:Ignorable="w14 w15 w16se w16cid w16 w16cex w16sdtdh w16sdtfl w16du">
   <w:docDefaults>
     <w:rPrDefault>
       <w:rPr>
@@ -3304,7 +3313,7 @@
       </w:pPr>
     </w:pPrDefault>
   </w:docDefaults>
-  <w:latentStyles w:defLockedState="0" w:defUIPriority="99" w:defSemiHidden="0" w:defUnhideWhenUsed="0" w:defQFormat="0" w:count="371">
+  <w:latentStyles w:defLockedState="0" w:defUIPriority="99" w:defSemiHidden="0" w:defUnhideWhenUsed="0" w:defQFormat="0" w:count="376">
     <w:lsdException w:name="Normal" w:uiPriority="0" w:qFormat="1"/>
     <w:lsdException w:name="heading 1" w:uiPriority="9" w:qFormat="1"/>
     <w:lsdException w:name="heading 2" w:semiHidden="1" w:uiPriority="9" w:unhideWhenUsed="1" w:qFormat="1"/>
@@ -3676,6 +3685,11 @@
     <w:lsdException w:name="List Table 5 Dark Accent 6" w:uiPriority="50"/>
     <w:lsdException w:name="List Table 6 Colorful Accent 6" w:uiPriority="51"/>
     <w:lsdException w:name="List Table 7 Colorful Accent 6" w:uiPriority="52"/>
+    <w:lsdException w:name="Mention" w:semiHidden="1" w:unhideWhenUsed="1"/>
+    <w:lsdException w:name="Smart Hyperlink" w:semiHidden="1" w:unhideWhenUsed="1"/>
+    <w:lsdException w:name="Hashtag" w:semiHidden="1" w:unhideWhenUsed="1"/>
+    <w:lsdException w:name="Unresolved Mention" w:semiHidden="1" w:unhideWhenUsed="1"/>
+    <w:lsdException w:name="Smart Link" w:semiHidden="1" w:unhideWhenUsed="1"/>
   </w:latentStyles>
   <w:style w:type="paragraph" w:default="1" w:styleId="Normal">
     <w:name w:val="Normal"/>
@@ -3836,7 +3850,6 @@
       <w14:ligatures w14:val="standardContextual"/>
     </w:rPr>
     <w:tblPr>
-      <w:tblInd w:w="0" w:type="dxa"/>
       <w:tblBorders>
         <w:top w:val="single" w:sz="4" w:space="0" w:color="auto"/>
         <w:left w:val="single" w:sz="4" w:space="0" w:color="auto"/>
@@ -3845,12 +3858,6 @@
         <w:insideH w:val="single" w:sz="4" w:space="0" w:color="auto"/>
         <w:insideV w:val="single" w:sz="4" w:space="0" w:color="auto"/>
       </w:tblBorders>
-      <w:tblCellMar>
-        <w:top w:w="0" w:type="dxa"/>
-        <w:left w:w="108" w:type="dxa"/>
-        <w:bottom w:w="0" w:type="dxa"/>
-        <w:right w:w="108" w:type="dxa"/>
-      </w:tblCellMar>
     </w:tblPr>
   </w:style>
   <w:style w:type="character" w:customStyle="1" w:styleId="Heading1Char">

--- a/SSU dokumenti/SSU Elektronski Dnevnik 13 - Transfer učenika.docx
+++ b/SSU dokumenti/SSU Elektronski Dnevnik 13 - Transfer učenika.docx
@@ -473,6 +473,10 @@
             <w:rPr>
               <w:rFonts w:eastAsiaTheme="minorEastAsia"/>
               <w:noProof/>
+              <w:kern w:val="2"/>
+              <w:sz w:val="24"/>
+              <w:szCs w:val="24"/>
+              <w14:ligatures w14:val="standardContextual"/>
             </w:rPr>
           </w:pPr>
           <w:r>
@@ -493,7 +497,7 @@
             </w:rPr>
             <w:fldChar w:fldCharType="separate"/>
           </w:r>
-          <w:hyperlink w:anchor="_Toc227151883" w:history="1">
+          <w:hyperlink w:anchor="_Toc227257137" w:history="1">
             <w:r>
               <w:rPr>
                 <w:rStyle w:val="Hyperlink"/>
@@ -506,6 +510,10 @@
               <w:rPr>
                 <w:rFonts w:eastAsiaTheme="minorEastAsia"/>
                 <w:noProof/>
+                <w:kern w:val="2"/>
+                <w:sz w:val="24"/>
+                <w:szCs w:val="24"/>
+                <w14:ligatures w14:val="standardContextual"/>
               </w:rPr>
               <w:tab/>
             </w:r>
@@ -536,7 +544,7 @@
                 <w:noProof/>
                 <w:webHidden/>
               </w:rPr>
-              <w:instrText xml:space="preserve"> PAGEREF _Toc227151883 \h </w:instrText>
+              <w:instrText xml:space="preserve"> PAGEREF _Toc227257137 \h </w:instrText>
             </w:r>
             <w:r>
               <w:rPr>
@@ -571,15 +579,19 @@
           <w:pPr>
             <w:pStyle w:val="TOC2"/>
             <w:tabs>
-              <w:tab w:val="left" w:pos="880"/>
+              <w:tab w:val="left" w:pos="960"/>
               <w:tab w:val="right" w:leader="dot" w:pos="9350"/>
             </w:tabs>
             <w:rPr>
               <w:rFonts w:eastAsiaTheme="minorEastAsia"/>
               <w:noProof/>
+              <w:kern w:val="2"/>
+              <w:sz w:val="24"/>
+              <w:szCs w:val="24"/>
+              <w14:ligatures w14:val="standardContextual"/>
             </w:rPr>
           </w:pPr>
-          <w:hyperlink w:anchor="_Toc227151884" w:history="1">
+          <w:hyperlink w:anchor="_Toc227257138" w:history="1">
             <w:r>
               <w:rPr>
                 <w:rStyle w:val="Hyperlink"/>
@@ -592,6 +604,10 @@
               <w:rPr>
                 <w:rFonts w:eastAsiaTheme="minorEastAsia"/>
                 <w:noProof/>
+                <w:kern w:val="2"/>
+                <w:sz w:val="24"/>
+                <w:szCs w:val="24"/>
+                <w14:ligatures w14:val="standardContextual"/>
               </w:rPr>
               <w:tab/>
             </w:r>
@@ -622,7 +638,7 @@
                 <w:noProof/>
                 <w:webHidden/>
               </w:rPr>
-              <w:instrText xml:space="preserve"> PAGEREF _Toc227151884 \h </w:instrText>
+              <w:instrText xml:space="preserve"> PAGEREF _Toc227257138 \h </w:instrText>
             </w:r>
             <w:r>
               <w:rPr>
@@ -657,15 +673,19 @@
           <w:pPr>
             <w:pStyle w:val="TOC2"/>
             <w:tabs>
-              <w:tab w:val="left" w:pos="880"/>
+              <w:tab w:val="left" w:pos="960"/>
               <w:tab w:val="right" w:leader="dot" w:pos="9350"/>
             </w:tabs>
             <w:rPr>
               <w:rFonts w:eastAsiaTheme="minorEastAsia"/>
               <w:noProof/>
+              <w:kern w:val="2"/>
+              <w:sz w:val="24"/>
+              <w:szCs w:val="24"/>
+              <w14:ligatures w14:val="standardContextual"/>
             </w:rPr>
           </w:pPr>
-          <w:hyperlink w:anchor="_Toc227151885" w:history="1">
+          <w:hyperlink w:anchor="_Toc227257139" w:history="1">
             <w:r>
               <w:rPr>
                 <w:rStyle w:val="Hyperlink"/>
@@ -678,6 +698,10 @@
               <w:rPr>
                 <w:rFonts w:eastAsiaTheme="minorEastAsia"/>
                 <w:noProof/>
+                <w:kern w:val="2"/>
+                <w:sz w:val="24"/>
+                <w:szCs w:val="24"/>
+                <w14:ligatures w14:val="standardContextual"/>
               </w:rPr>
               <w:tab/>
             </w:r>
@@ -708,7 +732,7 @@
                 <w:noProof/>
                 <w:webHidden/>
               </w:rPr>
-              <w:instrText xml:space="preserve"> PAGEREF _Toc227151885 \h </w:instrText>
+              <w:instrText xml:space="preserve"> PAGEREF _Toc227257139 \h </w:instrText>
             </w:r>
             <w:r>
               <w:rPr>
@@ -743,15 +767,19 @@
           <w:pPr>
             <w:pStyle w:val="TOC2"/>
             <w:tabs>
-              <w:tab w:val="left" w:pos="880"/>
+              <w:tab w:val="left" w:pos="960"/>
               <w:tab w:val="right" w:leader="dot" w:pos="9350"/>
             </w:tabs>
             <w:rPr>
               <w:rFonts w:eastAsiaTheme="minorEastAsia"/>
               <w:noProof/>
+              <w:kern w:val="2"/>
+              <w:sz w:val="24"/>
+              <w:szCs w:val="24"/>
+              <w14:ligatures w14:val="standardContextual"/>
             </w:rPr>
           </w:pPr>
-          <w:hyperlink w:anchor="_Toc227151886" w:history="1">
+          <w:hyperlink w:anchor="_Toc227257140" w:history="1">
             <w:r>
               <w:rPr>
                 <w:rStyle w:val="Hyperlink"/>
@@ -764,6 +792,10 @@
               <w:rPr>
                 <w:rFonts w:eastAsiaTheme="minorEastAsia"/>
                 <w:noProof/>
+                <w:kern w:val="2"/>
+                <w:sz w:val="24"/>
+                <w:szCs w:val="24"/>
+                <w14:ligatures w14:val="standardContextual"/>
               </w:rPr>
               <w:tab/>
             </w:r>
@@ -794,7 +826,7 @@
                 <w:noProof/>
                 <w:webHidden/>
               </w:rPr>
-              <w:instrText xml:space="preserve"> PAGEREF _Toc227151886 \h </w:instrText>
+              <w:instrText xml:space="preserve"> PAGEREF _Toc227257140 \h </w:instrText>
             </w:r>
             <w:r>
               <w:rPr>
@@ -829,15 +861,19 @@
           <w:pPr>
             <w:pStyle w:val="TOC2"/>
             <w:tabs>
-              <w:tab w:val="left" w:pos="880"/>
+              <w:tab w:val="left" w:pos="960"/>
               <w:tab w:val="right" w:leader="dot" w:pos="9350"/>
             </w:tabs>
             <w:rPr>
               <w:rFonts w:eastAsiaTheme="minorEastAsia"/>
               <w:noProof/>
+              <w:kern w:val="2"/>
+              <w:sz w:val="24"/>
+              <w:szCs w:val="24"/>
+              <w14:ligatures w14:val="standardContextual"/>
             </w:rPr>
           </w:pPr>
-          <w:hyperlink w:anchor="_Toc227151887" w:history="1">
+          <w:hyperlink w:anchor="_Toc227257141" w:history="1">
             <w:r>
               <w:rPr>
                 <w:rStyle w:val="Hyperlink"/>
@@ -850,6 +886,10 @@
               <w:rPr>
                 <w:rFonts w:eastAsiaTheme="minorEastAsia"/>
                 <w:noProof/>
+                <w:kern w:val="2"/>
+                <w:sz w:val="24"/>
+                <w:szCs w:val="24"/>
+                <w14:ligatures w14:val="standardContextual"/>
               </w:rPr>
               <w:tab/>
             </w:r>
@@ -880,7 +920,7 @@
                 <w:noProof/>
                 <w:webHidden/>
               </w:rPr>
-              <w:instrText xml:space="preserve"> PAGEREF _Toc227151887 \h </w:instrText>
+              <w:instrText xml:space="preserve"> PAGEREF _Toc227257141 \h </w:instrText>
             </w:r>
             <w:r>
               <w:rPr>
@@ -921,9 +961,13 @@
             <w:rPr>
               <w:rFonts w:eastAsiaTheme="minorEastAsia"/>
               <w:noProof/>
+              <w:kern w:val="2"/>
+              <w:sz w:val="24"/>
+              <w:szCs w:val="24"/>
+              <w14:ligatures w14:val="standardContextual"/>
             </w:rPr>
           </w:pPr>
-          <w:hyperlink w:anchor="_Toc227151888" w:history="1">
+          <w:hyperlink w:anchor="_Toc227257142" w:history="1">
             <w:r>
               <w:rPr>
                 <w:rStyle w:val="Hyperlink"/>
@@ -936,6 +980,10 @@
               <w:rPr>
                 <w:rFonts w:eastAsiaTheme="minorEastAsia"/>
                 <w:noProof/>
+                <w:kern w:val="2"/>
+                <w:sz w:val="24"/>
+                <w:szCs w:val="24"/>
+                <w14:ligatures w14:val="standardContextual"/>
               </w:rPr>
               <w:tab/>
             </w:r>
@@ -966,7 +1014,7 @@
                 <w:noProof/>
                 <w:webHidden/>
               </w:rPr>
-              <w:instrText xml:space="preserve"> PAGEREF _Toc227151888 \h </w:instrText>
+              <w:instrText xml:space="preserve"> PAGEREF _Toc227257142 \h </w:instrText>
             </w:r>
             <w:r>
               <w:rPr>
@@ -1001,15 +1049,19 @@
           <w:pPr>
             <w:pStyle w:val="TOC2"/>
             <w:tabs>
-              <w:tab w:val="left" w:pos="880"/>
+              <w:tab w:val="left" w:pos="960"/>
               <w:tab w:val="right" w:leader="dot" w:pos="9350"/>
             </w:tabs>
             <w:rPr>
               <w:rFonts w:eastAsiaTheme="minorEastAsia"/>
               <w:noProof/>
+              <w:kern w:val="2"/>
+              <w:sz w:val="24"/>
+              <w:szCs w:val="24"/>
+              <w14:ligatures w14:val="standardContextual"/>
             </w:rPr>
           </w:pPr>
-          <w:hyperlink w:anchor="_Toc227151889" w:history="1">
+          <w:hyperlink w:anchor="_Toc227257143" w:history="1">
             <w:r>
               <w:rPr>
                 <w:rStyle w:val="Hyperlink"/>
@@ -1022,6 +1074,10 @@
               <w:rPr>
                 <w:rFonts w:eastAsiaTheme="minorEastAsia"/>
                 <w:noProof/>
+                <w:kern w:val="2"/>
+                <w:sz w:val="24"/>
+                <w:szCs w:val="24"/>
+                <w14:ligatures w14:val="standardContextual"/>
               </w:rPr>
               <w:tab/>
             </w:r>
@@ -1052,7 +1108,7 @@
                 <w:noProof/>
                 <w:webHidden/>
               </w:rPr>
-              <w:instrText xml:space="preserve"> PAGEREF _Toc227151889 \h </w:instrText>
+              <w:instrText xml:space="preserve"> PAGEREF _Toc227257143 \h </w:instrText>
             </w:r>
             <w:r>
               <w:rPr>
@@ -1087,15 +1143,19 @@
           <w:pPr>
             <w:pStyle w:val="TOC2"/>
             <w:tabs>
-              <w:tab w:val="left" w:pos="880"/>
+              <w:tab w:val="left" w:pos="960"/>
               <w:tab w:val="right" w:leader="dot" w:pos="9350"/>
             </w:tabs>
             <w:rPr>
               <w:rFonts w:eastAsiaTheme="minorEastAsia"/>
               <w:noProof/>
+              <w:kern w:val="2"/>
+              <w:sz w:val="24"/>
+              <w:szCs w:val="24"/>
+              <w14:ligatures w14:val="standardContextual"/>
             </w:rPr>
           </w:pPr>
-          <w:hyperlink w:anchor="_Toc227151890" w:history="1">
+          <w:hyperlink w:anchor="_Toc227257144" w:history="1">
             <w:r>
               <w:rPr>
                 <w:rStyle w:val="Hyperlink"/>
@@ -1108,6 +1168,10 @@
               <w:rPr>
                 <w:rFonts w:eastAsiaTheme="minorEastAsia"/>
                 <w:noProof/>
+                <w:kern w:val="2"/>
+                <w:sz w:val="24"/>
+                <w:szCs w:val="24"/>
+                <w14:ligatures w14:val="standardContextual"/>
               </w:rPr>
               <w:tab/>
             </w:r>
@@ -1138,7 +1202,7 @@
                 <w:noProof/>
                 <w:webHidden/>
               </w:rPr>
-              <w:instrText xml:space="preserve"> PAGEREF _Toc227151890 \h </w:instrText>
+              <w:instrText xml:space="preserve"> PAGEREF _Toc227257144 \h </w:instrText>
             </w:r>
             <w:r>
               <w:rPr>
@@ -1173,15 +1237,19 @@
           <w:pPr>
             <w:pStyle w:val="TOC3"/>
             <w:tabs>
-              <w:tab w:val="left" w:pos="1320"/>
+              <w:tab w:val="left" w:pos="1200"/>
               <w:tab w:val="right" w:leader="dot" w:pos="9350"/>
             </w:tabs>
             <w:rPr>
               <w:rFonts w:eastAsiaTheme="minorEastAsia"/>
               <w:noProof/>
+              <w:kern w:val="2"/>
+              <w:sz w:val="24"/>
+              <w:szCs w:val="24"/>
+              <w14:ligatures w14:val="standardContextual"/>
             </w:rPr>
           </w:pPr>
-          <w:hyperlink w:anchor="_Toc227151891" w:history="1">
+          <w:hyperlink w:anchor="_Toc227257145" w:history="1">
             <w:r>
               <w:rPr>
                 <w:rStyle w:val="Hyperlink"/>
@@ -1194,6 +1262,10 @@
               <w:rPr>
                 <w:rFonts w:eastAsiaTheme="minorEastAsia"/>
                 <w:noProof/>
+                <w:kern w:val="2"/>
+                <w:sz w:val="24"/>
+                <w:szCs w:val="24"/>
+                <w14:ligatures w14:val="standardContextual"/>
               </w:rPr>
               <w:tab/>
             </w:r>
@@ -1224,7 +1296,7 @@
                 <w:noProof/>
                 <w:webHidden/>
               </w:rPr>
-              <w:instrText xml:space="preserve"> PAGEREF _Toc227151891 \h </w:instrText>
+              <w:instrText xml:space="preserve"> PAGEREF _Toc227257145 \h </w:instrText>
             </w:r>
             <w:r>
               <w:rPr>
@@ -1259,15 +1331,19 @@
           <w:pPr>
             <w:pStyle w:val="TOC3"/>
             <w:tabs>
-              <w:tab w:val="left" w:pos="1320"/>
+              <w:tab w:val="left" w:pos="1200"/>
               <w:tab w:val="right" w:leader="dot" w:pos="9350"/>
             </w:tabs>
             <w:rPr>
               <w:rFonts w:eastAsiaTheme="minorEastAsia"/>
               <w:noProof/>
+              <w:kern w:val="2"/>
+              <w:sz w:val="24"/>
+              <w:szCs w:val="24"/>
+              <w14:ligatures w14:val="standardContextual"/>
             </w:rPr>
           </w:pPr>
-          <w:hyperlink w:anchor="_Toc227151892" w:history="1">
+          <w:hyperlink w:anchor="_Toc227257146" w:history="1">
             <w:r>
               <w:rPr>
                 <w:rStyle w:val="Hyperlink"/>
@@ -1280,6 +1356,10 @@
               <w:rPr>
                 <w:rFonts w:eastAsiaTheme="minorEastAsia"/>
                 <w:noProof/>
+                <w:kern w:val="2"/>
+                <w:sz w:val="24"/>
+                <w:szCs w:val="24"/>
+                <w14:ligatures w14:val="standardContextual"/>
               </w:rPr>
               <w:tab/>
             </w:r>
@@ -1310,7 +1390,7 @@
                 <w:noProof/>
                 <w:webHidden/>
               </w:rPr>
-              <w:instrText xml:space="preserve"> PAGEREF _Toc227151892 \h </w:instrText>
+              <w:instrText xml:space="preserve"> PAGEREF _Toc227257146 \h </w:instrText>
             </w:r>
             <w:r>
               <w:rPr>
@@ -1345,15 +1425,19 @@
           <w:pPr>
             <w:pStyle w:val="TOC2"/>
             <w:tabs>
-              <w:tab w:val="left" w:pos="880"/>
+              <w:tab w:val="left" w:pos="960"/>
               <w:tab w:val="right" w:leader="dot" w:pos="9350"/>
             </w:tabs>
             <w:rPr>
               <w:rFonts w:eastAsiaTheme="minorEastAsia"/>
               <w:noProof/>
+              <w:kern w:val="2"/>
+              <w:sz w:val="24"/>
+              <w:szCs w:val="24"/>
+              <w14:ligatures w14:val="standardContextual"/>
             </w:rPr>
           </w:pPr>
-          <w:hyperlink w:anchor="_Toc227151893" w:history="1">
+          <w:hyperlink w:anchor="_Toc227257147" w:history="1">
             <w:r>
               <w:rPr>
                 <w:rStyle w:val="Hyperlink"/>
@@ -1366,6 +1450,10 @@
               <w:rPr>
                 <w:rFonts w:eastAsiaTheme="minorEastAsia"/>
                 <w:noProof/>
+                <w:kern w:val="2"/>
+                <w:sz w:val="24"/>
+                <w:szCs w:val="24"/>
+                <w14:ligatures w14:val="standardContextual"/>
               </w:rPr>
               <w:tab/>
             </w:r>
@@ -1396,7 +1484,7 @@
                 <w:noProof/>
                 <w:webHidden/>
               </w:rPr>
-              <w:instrText xml:space="preserve"> PAGEREF _Toc227151893 \h </w:instrText>
+              <w:instrText xml:space="preserve"> PAGEREF _Toc227257147 \h </w:instrText>
             </w:r>
             <w:r>
               <w:rPr>
@@ -1431,15 +1519,19 @@
           <w:pPr>
             <w:pStyle w:val="TOC2"/>
             <w:tabs>
-              <w:tab w:val="left" w:pos="880"/>
+              <w:tab w:val="left" w:pos="960"/>
               <w:tab w:val="right" w:leader="dot" w:pos="9350"/>
             </w:tabs>
             <w:rPr>
               <w:rFonts w:eastAsiaTheme="minorEastAsia"/>
               <w:noProof/>
+              <w:kern w:val="2"/>
+              <w:sz w:val="24"/>
+              <w:szCs w:val="24"/>
+              <w14:ligatures w14:val="standardContextual"/>
             </w:rPr>
           </w:pPr>
-          <w:hyperlink w:anchor="_Toc227151894" w:history="1">
+          <w:hyperlink w:anchor="_Toc227257148" w:history="1">
             <w:r>
               <w:rPr>
                 <w:rStyle w:val="Hyperlink"/>
@@ -1452,6 +1544,10 @@
               <w:rPr>
                 <w:rFonts w:eastAsiaTheme="minorEastAsia"/>
                 <w:noProof/>
+                <w:kern w:val="2"/>
+                <w:sz w:val="24"/>
+                <w:szCs w:val="24"/>
+                <w14:ligatures w14:val="standardContextual"/>
               </w:rPr>
               <w:tab/>
             </w:r>
@@ -1482,7 +1578,7 @@
                 <w:noProof/>
                 <w:webHidden/>
               </w:rPr>
-              <w:instrText xml:space="preserve"> PAGEREF _Toc227151894 \h </w:instrText>
+              <w:instrText xml:space="preserve"> PAGEREF _Toc227257148 \h </w:instrText>
             </w:r>
             <w:r>
               <w:rPr>
@@ -1517,15 +1613,19 @@
           <w:pPr>
             <w:pStyle w:val="TOC2"/>
             <w:tabs>
-              <w:tab w:val="left" w:pos="880"/>
+              <w:tab w:val="left" w:pos="960"/>
               <w:tab w:val="right" w:leader="dot" w:pos="9350"/>
             </w:tabs>
             <w:rPr>
               <w:rFonts w:eastAsiaTheme="minorEastAsia"/>
               <w:noProof/>
+              <w:kern w:val="2"/>
+              <w:sz w:val="24"/>
+              <w:szCs w:val="24"/>
+              <w14:ligatures w14:val="standardContextual"/>
             </w:rPr>
           </w:pPr>
-          <w:hyperlink w:anchor="_Toc227151895" w:history="1">
+          <w:hyperlink w:anchor="_Toc227257149" w:history="1">
             <w:r>
               <w:rPr>
                 <w:rStyle w:val="Hyperlink"/>
@@ -1538,6 +1638,10 @@
               <w:rPr>
                 <w:rFonts w:eastAsiaTheme="minorEastAsia"/>
                 <w:noProof/>
+                <w:kern w:val="2"/>
+                <w:sz w:val="24"/>
+                <w:szCs w:val="24"/>
+                <w14:ligatures w14:val="standardContextual"/>
               </w:rPr>
               <w:tab/>
             </w:r>
@@ -1568,7 +1672,7 @@
                 <w:noProof/>
                 <w:webHidden/>
               </w:rPr>
-              <w:instrText xml:space="preserve"> PAGEREF _Toc227151895 \h </w:instrText>
+              <w:instrText xml:space="preserve"> PAGEREF _Toc227257149 \h </w:instrText>
             </w:r>
             <w:r>
               <w:rPr>
@@ -1644,7 +1748,7 @@
           <w:lang w:val="sr-Latn-RS"/>
         </w:rPr>
       </w:pPr>
-      <w:bookmarkStart w:id="0" w:name="_Toc227151883"/>
+      <w:bookmarkStart w:id="0" w:name="_Toc227257137"/>
       <w:r>
         <w:rPr>
           <w:lang w:val="sr-Latn-RS"/>
@@ -1668,7 +1772,7 @@
           <w:lang w:val="sr-Latn-RS"/>
         </w:rPr>
       </w:pPr>
-      <w:bookmarkStart w:id="1" w:name="_Toc227151884"/>
+      <w:bookmarkStart w:id="1" w:name="_Toc227257138"/>
       <w:r>
         <w:rPr>
           <w:lang w:val="sr-Latn-RS"/>
@@ -1717,7 +1821,7 @@
           <w:lang w:val="sr-Latn-RS"/>
         </w:rPr>
       </w:pPr>
-      <w:bookmarkStart w:id="2" w:name="_Toc227151885"/>
+      <w:bookmarkStart w:id="2" w:name="_Toc227257139"/>
       <w:r>
         <w:rPr>
           <w:lang w:val="sr-Latn-RS"/>
@@ -1766,7 +1870,7 @@
           <w:lang w:val="sr-Latn-RS"/>
         </w:rPr>
       </w:pPr>
-      <w:bookmarkStart w:id="3" w:name="_Toc227151886"/>
+      <w:bookmarkStart w:id="3" w:name="_Toc227257140"/>
       <w:r>
         <w:rPr>
           <w:lang w:val="sr-Latn-RS"/>
@@ -1825,7 +1929,7 @@
           <w:lang w:val="sr-Latn-RS"/>
         </w:rPr>
       </w:pPr>
-      <w:bookmarkStart w:id="4" w:name="_Toc227151887"/>
+      <w:bookmarkStart w:id="4" w:name="_Toc227257141"/>
       <w:r>
         <w:rPr>
           <w:lang w:val="sr-Latn-RS"/>
@@ -1973,7 +2077,7 @@
           <w:lang w:val="sr-Latn-RS"/>
         </w:rPr>
       </w:pPr>
-      <w:bookmarkStart w:id="5" w:name="_Toc227151888"/>
+      <w:bookmarkStart w:id="5" w:name="_Toc227257142"/>
       <w:r>
         <w:rPr>
           <w:lang w:val="sr-Latn-RS"/>
@@ -2002,7 +2106,7 @@
           <w:lang w:val="sr-Latn-RS"/>
         </w:rPr>
       </w:pPr>
-      <w:bookmarkStart w:id="6" w:name="_Toc227151889"/>
+      <w:bookmarkStart w:id="6" w:name="_Toc227257143"/>
       <w:r>
         <w:rPr>
           <w:lang w:val="sr-Latn-RS"/>
@@ -2039,7 +2143,7 @@
           <w:lang w:val="sr-Latn-RS"/>
         </w:rPr>
       </w:pPr>
-      <w:bookmarkStart w:id="7" w:name="_Toc227151890"/>
+      <w:bookmarkStart w:id="7" w:name="_Toc227257144"/>
       <w:r>
         <w:rPr>
           <w:lang w:val="sr-Latn-RS"/>
@@ -2062,7 +2166,7 @@
           <w:lang w:val="sr-Latn-RS"/>
         </w:rPr>
       </w:pPr>
-      <w:bookmarkStart w:id="8" w:name="_Toc227151891"/>
+      <w:bookmarkStart w:id="8" w:name="_Toc227257145"/>
       <w:r>
         <w:rPr>
           <w:lang w:val="sr-Latn-RS"/>
@@ -2229,7 +2333,7 @@
           <w:lang w:val="sr-Latn-RS"/>
         </w:rPr>
       </w:pPr>
-      <w:bookmarkStart w:id="9" w:name="_Toc227151892"/>
+      <w:bookmarkStart w:id="9" w:name="_Toc227257146"/>
       <w:r>
         <w:rPr>
           <w:lang w:val="sr-Latn-RS"/>
@@ -2573,7 +2677,7 @@
           <w:lang w:val="sr-Latn-RS"/>
         </w:rPr>
       </w:pPr>
-      <w:bookmarkStart w:id="10" w:name="_Toc227151893"/>
+      <w:bookmarkStart w:id="10" w:name="_Toc227257147"/>
       <w:r>
         <w:rPr>
           <w:lang w:val="sr-Latn-RS"/>
@@ -2610,7 +2714,7 @@
           <w:lang w:val="sr-Latn-RS"/>
         </w:rPr>
       </w:pPr>
-      <w:bookmarkStart w:id="11" w:name="_Toc227151894"/>
+      <w:bookmarkStart w:id="11" w:name="_Toc227257148"/>
       <w:r>
         <w:rPr>
           <w:lang w:val="sr-Latn-RS"/>
@@ -2653,7 +2757,7 @@
           <w:lang w:val="sr-Latn-RS"/>
         </w:rPr>
       </w:pPr>
-      <w:bookmarkStart w:id="12" w:name="_Toc227151895"/>
+      <w:bookmarkStart w:id="12" w:name="_Toc227257149"/>
       <w:r>
         <w:rPr>
           <w:lang w:val="sr-Latn-RS"/>
